--- a/templates/Direction_template.docx
+++ b/templates/Direction_template.docx
@@ -297,7 +297,25 @@
                 <w:szCs w:val="24"/>
                 <w:u w:val="single"/>
               </w:rPr>
-              <w:t>{{practice_type}}</w:t>
+              <w:t>{{</w:t>
+            </w:r>
+            <w:proofErr w:type="spellStart"/>
+            <w:r>
+              <w:rPr>
+                <w:sz w:val="24"/>
+                <w:szCs w:val="24"/>
+                <w:u w:val="single"/>
+              </w:rPr>
+              <w:t>practice_type</w:t>
+            </w:r>
+            <w:proofErr w:type="spellEnd"/>
+            <w:r>
+              <w:rPr>
+                <w:sz w:val="24"/>
+                <w:szCs w:val="24"/>
+                <w:u w:val="single"/>
+              </w:rPr>
+              <w:t>}}</w:t>
             </w:r>
           </w:p>
           <w:p>
@@ -322,7 +340,72 @@
                 <w:sz w:val="22"/>
                 <w:szCs w:val="22"/>
               </w:rPr>
-              <w:t>_____________________</w:t>
+              <w:t>_</w:t>
+            </w:r>
+            <w:r>
+              <w:rPr>
+                <w:b/>
+                <w:sz w:val="22"/>
+                <w:szCs w:val="22"/>
+                <w:u w:val="single"/>
+              </w:rPr>
+              <w:t>{{</w:t>
+            </w:r>
+            <w:r>
+              <w:rPr>
+                <w:b/>
+                <w:sz w:val="22"/>
+                <w:szCs w:val="22"/>
+                <w:u w:val="single"/>
+                <w:lang w:val="en-US"/>
+              </w:rPr>
+              <w:t>organization</w:t>
+            </w:r>
+            <w:r>
+              <w:rPr>
+                <w:b/>
+                <w:sz w:val="22"/>
+                <w:szCs w:val="22"/>
+                <w:u w:val="single"/>
+              </w:rPr>
+              <w:t>_</w:t>
+            </w:r>
+            <w:r>
+              <w:rPr>
+                <w:b/>
+                <w:sz w:val="22"/>
+                <w:szCs w:val="22"/>
+                <w:u w:val="single"/>
+                <w:lang w:val="en-US"/>
+              </w:rPr>
+              <w:t>address</w:t>
+            </w:r>
+            <w:proofErr w:type="gramStart"/>
+            <w:r>
+              <w:rPr>
+                <w:b/>
+                <w:sz w:val="22"/>
+                <w:szCs w:val="22"/>
+                <w:u w:val="single"/>
+              </w:rPr>
+              <w:t>}}</w:t>
+            </w:r>
+            <w:r>
+              <w:rPr>
+                <w:b/>
+                <w:sz w:val="22"/>
+                <w:szCs w:val="22"/>
+              </w:rPr>
+              <w:t>_</w:t>
+            </w:r>
+            <w:proofErr w:type="gramEnd"/>
+            <w:r>
+              <w:rPr>
+                <w:b/>
+                <w:sz w:val="22"/>
+                <w:szCs w:val="22"/>
+              </w:rPr>
+              <w:t>_____</w:t>
             </w:r>
           </w:p>
           <w:p>
@@ -787,7 +870,23 @@
                 <w:sz w:val="16"/>
                 <w:szCs w:val="16"/>
               </w:rPr>
-              <w:t xml:space="preserve">           (должность)                                      (Подпись)                                           (Инициалы, фамилия)</w:t>
+              <w:t xml:space="preserve">           (</w:t>
+            </w:r>
+            <w:proofErr w:type="gramStart"/>
+            <w:r>
+              <w:rPr>
+                <w:sz w:val="16"/>
+                <w:szCs w:val="16"/>
+              </w:rPr>
+              <w:t xml:space="preserve">должность)   </w:t>
+            </w:r>
+            <w:proofErr w:type="gramEnd"/>
+            <w:r>
+              <w:rPr>
+                <w:sz w:val="16"/>
+                <w:szCs w:val="16"/>
+              </w:rPr>
+              <w:t xml:space="preserve">                                   (Подпись)                                           (Инициалы, фамилия)</w:t>
             </w:r>
           </w:p>
           <w:p>
@@ -1055,7 +1154,23 @@
                 <w:bCs/>
                 <w:sz w:val="16"/>
               </w:rPr>
-              <w:t>Приказ № ______________ от  ___________________</w:t>
+              <w:t xml:space="preserve">Приказ № ______________ </w:t>
+            </w:r>
+            <w:proofErr w:type="gramStart"/>
+            <w:r>
+              <w:rPr>
+                <w:bCs/>
+                <w:sz w:val="16"/>
+              </w:rPr>
+              <w:t>от  _</w:t>
+            </w:r>
+            <w:proofErr w:type="gramEnd"/>
+            <w:r>
+              <w:rPr>
+                <w:bCs/>
+                <w:sz w:val="16"/>
+              </w:rPr>
+              <w:t>__________________</w:t>
             </w:r>
           </w:p>
           <w:p>
@@ -1180,6 +1295,7 @@
               </w:rPr>
               <w:t>курса</w:t>
             </w:r>
+            <w:proofErr w:type="gramStart"/>
             <w:r>
               <w:rPr>
                 <w:sz w:val="24"/>
@@ -1203,7 +1319,37 @@
                 <w:u w:val="single"/>
                 <w:lang w:val="en-US"/>
               </w:rPr>
-              <w:t>{{student_full_name}}</w:t>
+              <w:t>{</w:t>
+            </w:r>
+            <w:proofErr w:type="gramEnd"/>
+            <w:r>
+              <w:rPr>
+                <w:sz w:val="24"/>
+                <w:szCs w:val="24"/>
+                <w:u w:val="single"/>
+                <w:lang w:val="en-US"/>
+              </w:rPr>
+              <w:t>{</w:t>
+            </w:r>
+            <w:proofErr w:type="spellStart"/>
+            <w:r>
+              <w:rPr>
+                <w:sz w:val="24"/>
+                <w:szCs w:val="24"/>
+                <w:u w:val="single"/>
+                <w:lang w:val="en-US"/>
+              </w:rPr>
+              <w:t>student_full_name</w:t>
+            </w:r>
+            <w:proofErr w:type="spellEnd"/>
+            <w:r>
+              <w:rPr>
+                <w:sz w:val="24"/>
+                <w:szCs w:val="24"/>
+                <w:u w:val="single"/>
+                <w:lang w:val="en-US"/>
+              </w:rPr>
+              <w:t>}}</w:t>
             </w:r>
             <w:r>
               <w:rPr>
@@ -1264,7 +1410,28 @@
                 <w:szCs w:val="22"/>
                 <w:u w:val="single"/>
               </w:rPr>
-              <w:t>{{group_name}}</w:t>
+              <w:t>{{</w:t>
+            </w:r>
+            <w:proofErr w:type="spellStart"/>
+            <w:r>
+              <w:rPr>
+                <w:b/>
+                <w:sz w:val="22"/>
+                <w:szCs w:val="22"/>
+                <w:u w:val="single"/>
+              </w:rPr>
+              <w:t>group_name</w:t>
+            </w:r>
+            <w:proofErr w:type="spellEnd"/>
+            <w:proofErr w:type="gramStart"/>
+            <w:r>
+              <w:rPr>
+                <w:b/>
+                <w:sz w:val="22"/>
+                <w:szCs w:val="22"/>
+                <w:u w:val="single"/>
+              </w:rPr>
+              <w:t>}}</w:t>
             </w:r>
             <w:r>
               <w:rPr>
@@ -1279,7 +1446,15 @@
                 <w:sz w:val="22"/>
                 <w:szCs w:val="22"/>
               </w:rPr>
-              <w:t xml:space="preserve"> по направлению (специальности) </w:t>
+              <w:t xml:space="preserve"> по</w:t>
+            </w:r>
+            <w:proofErr w:type="gramEnd"/>
+            <w:r>
+              <w:rPr>
+                <w:sz w:val="22"/>
+                <w:szCs w:val="22"/>
+              </w:rPr>
+              <w:t xml:space="preserve"> направлению (специальности) </w:t>
             </w:r>
             <w:r>
               <w:rPr>
@@ -1336,6 +1511,7 @@
               </w:rPr>
               <w:t xml:space="preserve">направляется для прохождения </w:t>
             </w:r>
+            <w:proofErr w:type="gramStart"/>
             <w:r>
               <w:rPr>
                 <w:sz w:val="22"/>
@@ -1348,7 +1524,15 @@
                 <w:sz w:val="22"/>
                 <w:szCs w:val="22"/>
               </w:rPr>
-              <w:t xml:space="preserve"> практики в (на)</w:t>
+              <w:t xml:space="preserve"> практики</w:t>
+            </w:r>
+            <w:proofErr w:type="gramEnd"/>
+            <w:r>
+              <w:rPr>
+                <w:sz w:val="22"/>
+                <w:szCs w:val="22"/>
+              </w:rPr>
+              <w:t xml:space="preserve"> в (на)</w:t>
             </w:r>
           </w:p>
           <w:p>
@@ -1390,9 +1574,46 @@
                 <w:sz w:val="22"/>
                 <w:szCs w:val="22"/>
                 <w:u w:val="single"/>
+              </w:rPr>
+              <w:t>{{</w:t>
+            </w:r>
+            <w:r>
+              <w:rPr>
+                <w:b/>
+                <w:sz w:val="22"/>
+                <w:szCs w:val="22"/>
+                <w:u w:val="single"/>
                 <w:lang w:val="en-US"/>
               </w:rPr>
-              <w:t>{{organization_name}}</w:t>
+              <w:t>organization</w:t>
+            </w:r>
+            <w:r>
+              <w:rPr>
+                <w:b/>
+                <w:sz w:val="22"/>
+                <w:szCs w:val="22"/>
+                <w:u w:val="single"/>
+              </w:rPr>
+              <w:t>_</w:t>
+            </w:r>
+            <w:r>
+              <w:rPr>
+                <w:b/>
+                <w:sz w:val="22"/>
+                <w:szCs w:val="22"/>
+                <w:u w:val="single"/>
+                <w:lang w:val="en-US"/>
+              </w:rPr>
+              <w:t>name</w:t>
+            </w:r>
+            <w:r>
+              <w:rPr>
+                <w:b/>
+                <w:sz w:val="22"/>
+                <w:szCs w:val="22"/>
+                <w:u w:val="single"/>
+              </w:rPr>
+              <w:t>}}</w:t>
             </w:r>
           </w:p>
           <w:p>
@@ -1432,18 +1653,153 @@
               <w:rPr>
                 <w:sz w:val="22"/>
                 <w:szCs w:val="22"/>
+              </w:rPr>
+              <w:t xml:space="preserve"> </w:t>
+            </w:r>
+            <w:r>
+              <w:rPr>
+                <w:sz w:val="22"/>
+                <w:szCs w:val="22"/>
+                <w:u w:val="single"/>
+              </w:rPr>
+              <w:t>{{</w:t>
+            </w:r>
+            <w:r>
+              <w:rPr>
+                <w:sz w:val="22"/>
+                <w:szCs w:val="22"/>
+                <w:u w:val="single"/>
                 <w:lang w:val="en-US"/>
               </w:rPr>
+              <w:t>organization</w:t>
+            </w:r>
+            <w:r>
+              <w:rPr>
+                <w:sz w:val="22"/>
+                <w:szCs w:val="22"/>
+                <w:u w:val="single"/>
+              </w:rPr>
+              <w:t>_</w:t>
+            </w:r>
+            <w:r>
+              <w:rPr>
+                <w:sz w:val="22"/>
+                <w:szCs w:val="22"/>
+                <w:u w:val="single"/>
+                <w:lang w:val="en-US"/>
+              </w:rPr>
+              <w:t>ad</w:t>
+            </w:r>
+            <w:r>
+              <w:rPr>
+                <w:sz w:val="22"/>
+                <w:szCs w:val="22"/>
+                <w:u w:val="single"/>
+                <w:lang w:val="en-US"/>
+              </w:rPr>
+              <w:t>d</w:t>
+            </w:r>
+            <w:r>
+              <w:rPr>
+                <w:sz w:val="22"/>
+                <w:szCs w:val="22"/>
+                <w:u w:val="single"/>
+                <w:lang w:val="en-US"/>
+              </w:rPr>
+              <w:t>ress</w:t>
+            </w:r>
+            <w:r>
+              <w:rPr>
+                <w:sz w:val="22"/>
+                <w:szCs w:val="22"/>
+                <w:u w:val="single"/>
+              </w:rPr>
+              <w:t>}}</w:t>
+            </w:r>
+          </w:p>
+          <w:p>
+            <w:pPr>
+              <w:spacing w:line="216" w:lineRule="auto"/>
+              <w:rPr>
+                <w:sz w:val="22"/>
+                <w:szCs w:val="22"/>
+              </w:rPr>
+            </w:pPr>
+          </w:p>
+          <w:p>
+            <w:pPr>
+              <w:spacing w:line="216" w:lineRule="auto"/>
+              <w:rPr>
+                <w:sz w:val="22"/>
+                <w:szCs w:val="22"/>
+              </w:rPr>
+            </w:pPr>
+            <w:r>
+              <w:rPr>
+                <w:sz w:val="22"/>
+                <w:szCs w:val="22"/>
+              </w:rPr>
+              <w:t>Срок</w:t>
+            </w:r>
+            <w:r>
+              <w:rPr>
+                <w:sz w:val="22"/>
+                <w:szCs w:val="22"/>
+              </w:rPr>
               <w:t xml:space="preserve"> </w:t>
             </w:r>
             <w:r>
               <w:rPr>
                 <w:sz w:val="22"/>
                 <w:szCs w:val="22"/>
+              </w:rPr>
+              <w:t>практики</w:t>
+            </w:r>
+            <w:r>
+              <w:rPr>
+                <w:sz w:val="22"/>
+                <w:szCs w:val="22"/>
+              </w:rPr>
+              <w:t xml:space="preserve">: </w:t>
+            </w:r>
+            <w:r>
+              <w:rPr>
+                <w:sz w:val="22"/>
+                <w:szCs w:val="22"/>
+              </w:rPr>
+              <w:t>с</w:t>
+            </w:r>
+            <w:r>
+              <w:rPr>
+                <w:sz w:val="22"/>
+                <w:szCs w:val="22"/>
+              </w:rPr>
+              <w:t xml:space="preserve"> </w:t>
+            </w:r>
+            <w:r>
+              <w:rPr>
+                <w:sz w:val="22"/>
+                <w:szCs w:val="22"/>
+                <w:u w:val="single"/>
+              </w:rPr>
+              <w:t>{{</w:t>
+            </w:r>
+            <w:r>
+              <w:rPr>
+                <w:sz w:val="22"/>
+                <w:szCs w:val="22"/>
                 <w:u w:val="single"/>
                 <w:lang w:val="en-US"/>
               </w:rPr>
-              <w:t>{{organization_ad</w:t>
+              <w:t>start</w:t>
+            </w:r>
+            <w:r>
+              <w:rPr>
+                <w:sz w:val="22"/>
+                <w:szCs w:val="22"/>
+                <w:u w:val="single"/>
+              </w:rPr>
+              <w:t>_</w:t>
             </w:r>
             <w:r>
               <w:rPr>
@@ -1452,7 +1808,44 @@
                 <w:u w:val="single"/>
                 <w:lang w:val="en-US"/>
               </w:rPr>
-              <w:t>d</w:t>
+              <w:t>date</w:t>
+            </w:r>
+            <w:r>
+              <w:rPr>
+                <w:sz w:val="22"/>
+                <w:szCs w:val="22"/>
+                <w:u w:val="single"/>
+              </w:rPr>
+              <w:t>}}</w:t>
+            </w:r>
+            <w:r>
+              <w:rPr>
+                <w:sz w:val="22"/>
+                <w:szCs w:val="22"/>
+              </w:rPr>
+              <w:t xml:space="preserve"> </w:t>
+            </w:r>
+            <w:r>
+              <w:rPr>
+                <w:sz w:val="22"/>
+                <w:szCs w:val="22"/>
+              </w:rPr>
+              <w:t>по</w:t>
+            </w:r>
+            <w:r>
+              <w:rPr>
+                <w:sz w:val="22"/>
+                <w:szCs w:val="22"/>
+              </w:rPr>
+              <w:t xml:space="preserve"> </w:t>
+            </w:r>
+            <w:r>
+              <w:rPr>
+                <w:sz w:val="22"/>
+                <w:szCs w:val="22"/>
+                <w:u w:val="single"/>
+              </w:rPr>
+              <w:t>{{</w:t>
             </w:r>
             <w:r>
               <w:rPr>
@@ -1461,32 +1854,92 @@
                 <w:u w:val="single"/>
                 <w:lang w:val="en-US"/>
               </w:rPr>
-              <w:t>ress}}</w:t>
-            </w:r>
-          </w:p>
-          <w:p>
-            <w:pPr>
-              <w:spacing w:line="216" w:lineRule="auto"/>
-              <w:rPr>
-                <w:sz w:val="22"/>
-                <w:szCs w:val="22"/>
-              </w:rPr>
-            </w:pPr>
-          </w:p>
-          <w:p>
-            <w:pPr>
-              <w:spacing w:line="216" w:lineRule="auto"/>
-              <w:rPr>
-                <w:sz w:val="22"/>
-                <w:szCs w:val="22"/>
-              </w:rPr>
-            </w:pPr>
-            <w:r>
-              <w:rPr>
-                <w:sz w:val="22"/>
-                <w:szCs w:val="22"/>
-              </w:rPr>
-              <w:t>Срок</w:t>
+              <w:t>end</w:t>
+            </w:r>
+            <w:r>
+              <w:rPr>
+                <w:sz w:val="22"/>
+                <w:szCs w:val="22"/>
+                <w:u w:val="single"/>
+              </w:rPr>
+              <w:t>_</w:t>
+            </w:r>
+            <w:r>
+              <w:rPr>
+                <w:sz w:val="22"/>
+                <w:szCs w:val="22"/>
+                <w:u w:val="single"/>
+                <w:lang w:val="en-US"/>
+              </w:rPr>
+              <w:t>date</w:t>
+            </w:r>
+            <w:r>
+              <w:rPr>
+                <w:sz w:val="22"/>
+                <w:szCs w:val="22"/>
+                <w:u w:val="single"/>
+              </w:rPr>
+              <w:t>}}</w:t>
+            </w:r>
+          </w:p>
+          <w:p>
+            <w:pPr>
+              <w:spacing w:line="216" w:lineRule="auto"/>
+              <w:rPr>
+                <w:sz w:val="24"/>
+                <w:szCs w:val="24"/>
+                <w:vertAlign w:val="superscript"/>
+              </w:rPr>
+            </w:pPr>
+            <w:r>
+              <w:rPr>
+                <w:sz w:val="24"/>
+                <w:szCs w:val="24"/>
+                <w:vertAlign w:val="superscript"/>
+              </w:rPr>
+              <w:t xml:space="preserve">                                          </w:t>
+            </w:r>
+            <w:r>
+              <w:rPr>
+                <w:sz w:val="24"/>
+                <w:szCs w:val="24"/>
+                <w:vertAlign w:val="superscript"/>
+              </w:rPr>
+              <w:t>(</w:t>
+            </w:r>
+            <w:proofErr w:type="gramStart"/>
+            <w:r>
+              <w:rPr>
+                <w:sz w:val="24"/>
+                <w:szCs w:val="24"/>
+                <w:vertAlign w:val="superscript"/>
+              </w:rPr>
+              <w:t xml:space="preserve">дата)   </w:t>
+            </w:r>
+            <w:proofErr w:type="gramEnd"/>
+            <w:r>
+              <w:rPr>
+                <w:sz w:val="24"/>
+                <w:szCs w:val="24"/>
+                <w:vertAlign w:val="superscript"/>
+              </w:rPr>
+              <w:t xml:space="preserve">                                (дата)</w:t>
+            </w:r>
+          </w:p>
+          <w:p>
+            <w:pPr>
+              <w:spacing w:line="216" w:lineRule="auto"/>
+              <w:rPr>
+                <w:sz w:val="22"/>
+                <w:szCs w:val="22"/>
+              </w:rPr>
+            </w:pPr>
+            <w:r>
+              <w:rPr>
+                <w:sz w:val="22"/>
+                <w:szCs w:val="22"/>
+              </w:rPr>
+              <w:t xml:space="preserve">Начальник отдела </w:t>
             </w:r>
             <w:r>
               <w:rPr>
@@ -1495,26 +1948,56 @@
               </w:rPr>
               <w:t xml:space="preserve"> </w:t>
             </w:r>
-            <w:r>
-              <w:rPr>
-                <w:sz w:val="22"/>
-                <w:szCs w:val="22"/>
-              </w:rPr>
-              <w:t>практики</w:t>
-            </w:r>
-            <w:r>
-              <w:rPr>
-                <w:sz w:val="22"/>
-                <w:szCs w:val="22"/>
-              </w:rPr>
-              <w:t xml:space="preserve">: </w:t>
-            </w:r>
-            <w:r>
-              <w:rPr>
-                <w:sz w:val="22"/>
-                <w:szCs w:val="22"/>
-              </w:rPr>
-              <w:t>с</w:t>
+          </w:p>
+          <w:p>
+            <w:pPr>
+              <w:spacing w:line="216" w:lineRule="auto"/>
+              <w:rPr>
+                <w:sz w:val="22"/>
+                <w:szCs w:val="22"/>
+              </w:rPr>
+            </w:pPr>
+            <w:r>
+              <w:rPr>
+                <w:sz w:val="22"/>
+                <w:szCs w:val="22"/>
+              </w:rPr>
+              <w:t xml:space="preserve">практической подготовки и </w:t>
+            </w:r>
+            <w:r>
+              <w:rPr>
+                <w:sz w:val="22"/>
+                <w:szCs w:val="22"/>
+              </w:rPr>
+              <w:t>ДСО</w:t>
+            </w:r>
+            <w:r>
+              <w:rPr>
+                <w:sz w:val="22"/>
+                <w:szCs w:val="22"/>
+              </w:rPr>
+              <w:t xml:space="preserve">             </w:t>
+            </w:r>
+            <w:r>
+              <w:rPr>
+                <w:sz w:val="22"/>
+                <w:szCs w:val="22"/>
+              </w:rPr>
+              <w:t xml:space="preserve">              </w:t>
+            </w:r>
+            <w:r>
+              <w:rPr>
+                <w:sz w:val="22"/>
+                <w:szCs w:val="22"/>
+              </w:rPr>
+              <w:t xml:space="preserve">  </w:t>
+            </w:r>
+            <w:r>
+              <w:rPr>
+                <w:sz w:val="22"/>
+                <w:szCs w:val="22"/>
+              </w:rPr>
+              <w:t xml:space="preserve">      </w:t>
             </w:r>
             <w:r>
               <w:rPr>
@@ -1525,274 +2008,64 @@
             </w:r>
             <w:r>
               <w:rPr>
-                <w:sz w:val="22"/>
-                <w:szCs w:val="22"/>
-                <w:u w:val="single"/>
-              </w:rPr>
-              <w:t>{{</w:t>
-            </w:r>
-            <w:r>
-              <w:rPr>
-                <w:sz w:val="22"/>
-                <w:szCs w:val="22"/>
-                <w:u w:val="single"/>
-                <w:lang w:val="en-US"/>
-              </w:rPr>
-              <w:t>start</w:t>
-            </w:r>
-            <w:r>
-              <w:rPr>
+                <w:i/>
+                <w:sz w:val="22"/>
+                <w:szCs w:val="22"/>
+                <w:u w:val="single"/>
+              </w:rPr>
+              <w:t>__</w:t>
+            </w:r>
+            <w:r>
+              <w:rPr>
+                <w:i/>
+                <w:sz w:val="22"/>
+                <w:szCs w:val="22"/>
+                <w:u w:val="single"/>
+              </w:rPr>
+              <w:t xml:space="preserve"> </w:t>
+            </w:r>
+            <w:r>
+              <w:rPr>
+                <w:i/>
                 <w:sz w:val="22"/>
                 <w:szCs w:val="22"/>
                 <w:u w:val="single"/>
               </w:rPr>
               <w:t>_</w:t>
             </w:r>
-            <w:r>
-              <w:rPr>
-                <w:sz w:val="22"/>
-                <w:szCs w:val="22"/>
-                <w:u w:val="single"/>
-                <w:lang w:val="en-US"/>
-              </w:rPr>
-              <w:t>date</w:t>
-            </w:r>
-            <w:r>
-              <w:rPr>
-                <w:sz w:val="22"/>
-                <w:szCs w:val="22"/>
-                <w:u w:val="single"/>
-              </w:rPr>
-              <w:t>}}</w:t>
-            </w:r>
-            <w:r>
-              <w:rPr>
-                <w:sz w:val="22"/>
-                <w:szCs w:val="22"/>
-              </w:rPr>
-              <w:t xml:space="preserve"> </w:t>
-            </w:r>
-            <w:r>
-              <w:rPr>
-                <w:sz w:val="22"/>
-                <w:szCs w:val="22"/>
-              </w:rPr>
-              <w:t>по</w:t>
-            </w:r>
-            <w:r>
-              <w:rPr>
-                <w:sz w:val="22"/>
-                <w:szCs w:val="22"/>
-              </w:rPr>
-              <w:t xml:space="preserve"> </w:t>
-            </w:r>
-            <w:r>
-              <w:rPr>
-                <w:sz w:val="22"/>
-                <w:szCs w:val="22"/>
-                <w:u w:val="single"/>
-              </w:rPr>
-              <w:t>{{</w:t>
-            </w:r>
-            <w:r>
-              <w:rPr>
-                <w:sz w:val="22"/>
-                <w:szCs w:val="22"/>
-                <w:u w:val="single"/>
-                <w:lang w:val="en-US"/>
-              </w:rPr>
-              <w:t>end</w:t>
-            </w:r>
-            <w:r>
-              <w:rPr>
-                <w:sz w:val="22"/>
-                <w:szCs w:val="22"/>
-                <w:u w:val="single"/>
-              </w:rPr>
-              <w:t>_</w:t>
-            </w:r>
-            <w:r>
-              <w:rPr>
-                <w:sz w:val="22"/>
-                <w:szCs w:val="22"/>
-                <w:u w:val="single"/>
-                <w:lang w:val="en-US"/>
-              </w:rPr>
-              <w:t>date</w:t>
-            </w:r>
-            <w:r>
-              <w:rPr>
-                <w:sz w:val="22"/>
-                <w:szCs w:val="22"/>
-                <w:u w:val="single"/>
-              </w:rPr>
-              <w:t>}}</w:t>
-            </w:r>
-          </w:p>
-          <w:p>
-            <w:pPr>
-              <w:spacing w:line="216" w:lineRule="auto"/>
-              <w:rPr>
-                <w:sz w:val="24"/>
-                <w:szCs w:val="24"/>
+            <w:proofErr w:type="spellStart"/>
+            <w:r>
+              <w:rPr>
+                <w:sz w:val="22"/>
+                <w:szCs w:val="22"/>
+                <w:u w:val="single"/>
+              </w:rPr>
+              <w:t>Э.Р.Читахян</w:t>
+            </w:r>
+            <w:proofErr w:type="spellEnd"/>
+            <w:r>
+              <w:rPr>
+                <w:sz w:val="22"/>
+                <w:szCs w:val="22"/>
+              </w:rPr>
+              <w:t>_______</w:t>
+            </w:r>
+          </w:p>
+          <w:p>
+            <w:pPr>
+              <w:spacing w:line="216" w:lineRule="auto"/>
+              <w:rPr>
+                <w:sz w:val="22"/>
+                <w:szCs w:val="22"/>
                 <w:vertAlign w:val="superscript"/>
               </w:rPr>
             </w:pPr>
             <w:r>
               <w:rPr>
-                <w:sz w:val="24"/>
-                <w:szCs w:val="24"/>
+                <w:sz w:val="22"/>
+                <w:szCs w:val="22"/>
                 <w:vertAlign w:val="superscript"/>
               </w:rPr>
-              <w:t xml:space="preserve">                                          </w:t>
-            </w:r>
-            <w:r>
-              <w:rPr>
-                <w:sz w:val="24"/>
-                <w:szCs w:val="24"/>
-                <w:vertAlign w:val="superscript"/>
-              </w:rPr>
-              <w:t>(дата)                                   (дата)</w:t>
-            </w:r>
-          </w:p>
-          <w:p>
-            <w:pPr>
-              <w:spacing w:line="216" w:lineRule="auto"/>
-              <w:rPr>
-                <w:sz w:val="22"/>
-                <w:szCs w:val="22"/>
-              </w:rPr>
-            </w:pPr>
-            <w:r>
-              <w:rPr>
-                <w:sz w:val="22"/>
-                <w:szCs w:val="22"/>
-              </w:rPr>
-              <w:t xml:space="preserve">Начальник отдела </w:t>
-            </w:r>
-            <w:r>
-              <w:rPr>
-                <w:sz w:val="22"/>
-                <w:szCs w:val="22"/>
-              </w:rPr>
-              <w:t xml:space="preserve"> </w:t>
-            </w:r>
-          </w:p>
-          <w:p>
-            <w:pPr>
-              <w:spacing w:line="216" w:lineRule="auto"/>
-              <w:rPr>
-                <w:sz w:val="22"/>
-                <w:szCs w:val="22"/>
-              </w:rPr>
-            </w:pPr>
-            <w:r>
-              <w:rPr>
-                <w:sz w:val="22"/>
-                <w:szCs w:val="22"/>
-              </w:rPr>
-              <w:t xml:space="preserve">практической подготовки и </w:t>
-            </w:r>
-            <w:r>
-              <w:rPr>
-                <w:sz w:val="22"/>
-                <w:szCs w:val="22"/>
-              </w:rPr>
-              <w:t>ДСО</w:t>
-            </w:r>
-            <w:r>
-              <w:rPr>
-                <w:sz w:val="22"/>
-                <w:szCs w:val="22"/>
-              </w:rPr>
-              <w:t xml:space="preserve">             </w:t>
-            </w:r>
-            <w:r>
-              <w:rPr>
-                <w:sz w:val="22"/>
-                <w:szCs w:val="22"/>
-              </w:rPr>
-              <w:t xml:space="preserve">              </w:t>
-            </w:r>
-            <w:r>
-              <w:rPr>
-                <w:sz w:val="22"/>
-                <w:szCs w:val="22"/>
-              </w:rPr>
-              <w:t xml:space="preserve">  </w:t>
-            </w:r>
-            <w:r>
-              <w:rPr>
-                <w:sz w:val="22"/>
-                <w:szCs w:val="22"/>
-              </w:rPr>
-              <w:t xml:space="preserve">      </w:t>
-            </w:r>
-            <w:r>
-              <w:rPr>
-                <w:sz w:val="22"/>
-                <w:szCs w:val="22"/>
-              </w:rPr>
-              <w:t xml:space="preserve"> </w:t>
-            </w:r>
-            <w:r>
-              <w:rPr>
-                <w:i/>
-                <w:sz w:val="22"/>
-                <w:szCs w:val="22"/>
-                <w:u w:val="single"/>
-              </w:rPr>
-              <w:t>__</w:t>
-            </w:r>
-            <w:r>
-              <w:rPr>
-                <w:i/>
-                <w:sz w:val="22"/>
-                <w:szCs w:val="22"/>
-                <w:u w:val="single"/>
-              </w:rPr>
-              <w:t xml:space="preserve"> </w:t>
-            </w:r>
-            <w:r>
-              <w:rPr>
-                <w:i/>
-                <w:sz w:val="22"/>
-                <w:szCs w:val="22"/>
-                <w:u w:val="single"/>
-              </w:rPr>
-              <w:t>_</w:t>
-            </w:r>
-            <w:r>
-              <w:rPr>
-                <w:sz w:val="22"/>
-                <w:szCs w:val="22"/>
-                <w:u w:val="single"/>
-              </w:rPr>
-              <w:t>Э.Р.Читахян</w:t>
-            </w:r>
-            <w:r>
-              <w:rPr>
-                <w:sz w:val="22"/>
-                <w:szCs w:val="22"/>
-              </w:rPr>
-              <w:t>_______</w:t>
-            </w:r>
-          </w:p>
-          <w:p>
-            <w:pPr>
-              <w:spacing w:line="216" w:lineRule="auto"/>
-              <w:rPr>
-                <w:sz w:val="22"/>
-                <w:szCs w:val="22"/>
-                <w:vertAlign w:val="superscript"/>
-              </w:rPr>
-            </w:pPr>
-            <w:r>
-              <w:rPr>
-                <w:sz w:val="22"/>
-                <w:szCs w:val="22"/>
-                <w:vertAlign w:val="superscript"/>
-              </w:rPr>
               <w:t xml:space="preserve">                                                                                                                                                                 (инициалы, фамилия)</w:t>
             </w:r>
           </w:p>
@@ -1804,6 +2077,7 @@
                 <w:szCs w:val="22"/>
               </w:rPr>
             </w:pPr>
+            <w:proofErr w:type="gramStart"/>
             <w:r>
               <w:rPr>
                 <w:sz w:val="22"/>
@@ -1816,7 +2090,15 @@
                 <w:sz w:val="22"/>
                 <w:szCs w:val="22"/>
               </w:rPr>
-              <w:t>(директор)</w:t>
+              <w:t>(</w:t>
+            </w:r>
+            <w:proofErr w:type="gramEnd"/>
+            <w:r>
+              <w:rPr>
+                <w:sz w:val="22"/>
+                <w:szCs w:val="22"/>
+              </w:rPr>
+              <w:t>директор)</w:t>
             </w:r>
             <w:r>
               <w:rPr>
@@ -1962,23 +2244,57 @@
                 <w:szCs w:val="22"/>
                 <w:vertAlign w:val="superscript"/>
               </w:rPr>
-              <w:t xml:space="preserve">                                                                            (дата)                                                                                               (дата)</w:t>
-            </w:r>
-          </w:p>
-          <w:p>
-            <w:pPr>
-              <w:spacing w:line="216" w:lineRule="auto"/>
-              <w:rPr>
-                <w:sz w:val="22"/>
-                <w:szCs w:val="22"/>
-              </w:rPr>
-            </w:pPr>
-            <w:r>
-              <w:rPr>
-                <w:sz w:val="22"/>
-                <w:szCs w:val="22"/>
-              </w:rPr>
-              <w:t xml:space="preserve">Начальник ________                                 Начальник ________          </w:t>
+              <w:t xml:space="preserve">                                                                            (</w:t>
+            </w:r>
+            <w:proofErr w:type="gramStart"/>
+            <w:r>
+              <w:rPr>
+                <w:sz w:val="22"/>
+                <w:szCs w:val="22"/>
+                <w:vertAlign w:val="superscript"/>
+              </w:rPr>
+              <w:t xml:space="preserve">дата)   </w:t>
+            </w:r>
+            <w:proofErr w:type="gramEnd"/>
+            <w:r>
+              <w:rPr>
+                <w:sz w:val="22"/>
+                <w:szCs w:val="22"/>
+                <w:vertAlign w:val="superscript"/>
+              </w:rPr>
+              <w:t xml:space="preserve">                                                                                            (дата)</w:t>
+            </w:r>
+          </w:p>
+          <w:p>
+            <w:pPr>
+              <w:spacing w:line="216" w:lineRule="auto"/>
+              <w:rPr>
+                <w:sz w:val="22"/>
+                <w:szCs w:val="22"/>
+              </w:rPr>
+            </w:pPr>
+            <w:r>
+              <w:rPr>
+                <w:sz w:val="22"/>
+                <w:szCs w:val="22"/>
+              </w:rPr>
+              <w:t xml:space="preserve">Начальник ________                                 </w:t>
+            </w:r>
+            <w:proofErr w:type="spellStart"/>
+            <w:r>
+              <w:rPr>
+                <w:sz w:val="22"/>
+                <w:szCs w:val="22"/>
+              </w:rPr>
+              <w:t>Начальник</w:t>
+            </w:r>
+            <w:proofErr w:type="spellEnd"/>
+            <w:r>
+              <w:rPr>
+                <w:sz w:val="22"/>
+                <w:szCs w:val="22"/>
+              </w:rPr>
+              <w:t xml:space="preserve"> ________          </w:t>
             </w:r>
           </w:p>
           <w:p>
@@ -1994,7 +2310,23 @@
                 <w:sz w:val="12"/>
                 <w:szCs w:val="12"/>
               </w:rPr>
-              <w:t xml:space="preserve">                              (наименование кадровой службы)                                                                  (наименование кадровой службы)</w:t>
+              <w:t xml:space="preserve">                              (наименование кадровой </w:t>
+            </w:r>
+            <w:proofErr w:type="gramStart"/>
+            <w:r>
+              <w:rPr>
+                <w:sz w:val="12"/>
+                <w:szCs w:val="12"/>
+              </w:rPr>
+              <w:t xml:space="preserve">службы)   </w:t>
+            </w:r>
+            <w:proofErr w:type="gramEnd"/>
+            <w:r>
+              <w:rPr>
+                <w:sz w:val="12"/>
+                <w:szCs w:val="12"/>
+              </w:rPr>
+              <w:t xml:space="preserve">                                                               (наименование кадровой службы)</w:t>
             </w:r>
           </w:p>
           <w:p>
@@ -2037,7 +2369,25 @@
                 <w:szCs w:val="22"/>
                 <w:vertAlign w:val="superscript"/>
               </w:rPr>
-              <w:t xml:space="preserve">       (подпись)                 (инициалы, фамилия)                                    (подпись)                      (инициалы, фамилия)  </w:t>
+              <w:t xml:space="preserve">       (</w:t>
+            </w:r>
+            <w:proofErr w:type="gramStart"/>
+            <w:r>
+              <w:rPr>
+                <w:sz w:val="22"/>
+                <w:szCs w:val="22"/>
+                <w:vertAlign w:val="superscript"/>
+              </w:rPr>
+              <w:t xml:space="preserve">подпись)   </w:t>
+            </w:r>
+            <w:proofErr w:type="gramEnd"/>
+            <w:r>
+              <w:rPr>
+                <w:sz w:val="22"/>
+                <w:szCs w:val="22"/>
+                <w:vertAlign w:val="superscript"/>
+              </w:rPr>
+              <w:t xml:space="preserve">              (инициалы, фамилия)                                    (подпись)                      (инициалы, фамилия)  </w:t>
             </w:r>
           </w:p>
           <w:p>
@@ -2104,6 +2454,7 @@
                 <w:szCs w:val="20"/>
               </w:rPr>
             </w:pPr>
+            <w:proofErr w:type="gramStart"/>
             <w:r>
               <w:rPr>
                 <w:sz w:val="24"/>
@@ -2117,7 +2468,15 @@
                 <w:sz w:val="20"/>
                 <w:szCs w:val="20"/>
               </w:rPr>
-              <w:t>__________________________________________________________</w:t>
+              <w:t>_</w:t>
+            </w:r>
+            <w:proofErr w:type="gramEnd"/>
+            <w:r>
+              <w:rPr>
+                <w:sz w:val="20"/>
+                <w:szCs w:val="20"/>
+              </w:rPr>
+              <w:t>_________________________________________________________</w:t>
             </w:r>
           </w:p>
           <w:p>
@@ -2778,7 +3137,23 @@
                 <w:sz w:val="24"/>
                 <w:szCs w:val="24"/>
               </w:rPr>
-              <w:t>_____________  _______________________    Дата выдачи _________</w:t>
+              <w:t>____________</w:t>
+            </w:r>
+            <w:proofErr w:type="gramStart"/>
+            <w:r>
+              <w:rPr>
+                <w:sz w:val="24"/>
+                <w:szCs w:val="24"/>
+              </w:rPr>
+              <w:t>_  _</w:t>
+            </w:r>
+            <w:proofErr w:type="gramEnd"/>
+            <w:r>
+              <w:rPr>
+                <w:sz w:val="24"/>
+                <w:szCs w:val="24"/>
+              </w:rPr>
+              <w:t>______________________    Дата выдачи _________</w:t>
             </w:r>
           </w:p>
           <w:p>
@@ -2793,7 +3168,23 @@
                 <w:sz w:val="16"/>
                 <w:szCs w:val="16"/>
               </w:rPr>
-              <w:t xml:space="preserve"> (подпись)                                    (инициалы, фамилия)</w:t>
+              <w:t xml:space="preserve"> (</w:t>
+            </w:r>
+            <w:proofErr w:type="gramStart"/>
+            <w:r>
+              <w:rPr>
+                <w:sz w:val="16"/>
+                <w:szCs w:val="16"/>
+              </w:rPr>
+              <w:t xml:space="preserve">подпись)   </w:t>
+            </w:r>
+            <w:proofErr w:type="gramEnd"/>
+            <w:r>
+              <w:rPr>
+                <w:sz w:val="16"/>
+                <w:szCs w:val="16"/>
+              </w:rPr>
+              <w:t xml:space="preserve">                                 (инициалы, фамилия)</w:t>
             </w:r>
           </w:p>
           <w:p>
@@ -2831,7 +3222,23 @@
                 <w:sz w:val="24"/>
                 <w:szCs w:val="24"/>
               </w:rPr>
-              <w:t>Студент   __________  _________________    Дата получения _________</w:t>
+              <w:t>Студент   _________</w:t>
+            </w:r>
+            <w:proofErr w:type="gramStart"/>
+            <w:r>
+              <w:rPr>
+                <w:sz w:val="24"/>
+                <w:szCs w:val="24"/>
+              </w:rPr>
+              <w:t>_  _</w:t>
+            </w:r>
+            <w:proofErr w:type="gramEnd"/>
+            <w:r>
+              <w:rPr>
+                <w:sz w:val="24"/>
+                <w:szCs w:val="24"/>
+              </w:rPr>
+              <w:t>________________    Дата получения _________</w:t>
             </w:r>
           </w:p>
           <w:p>
@@ -2847,7 +3254,23 @@
                 <w:szCs w:val="16"/>
               </w:rPr>
               <w:tab/>
-              <w:t xml:space="preserve">                   (подпись)            (инициалы, фамилия)</w:t>
+              <w:t xml:space="preserve">                   (</w:t>
+            </w:r>
+            <w:proofErr w:type="gramStart"/>
+            <w:r>
+              <w:rPr>
+                <w:sz w:val="16"/>
+                <w:szCs w:val="16"/>
+              </w:rPr>
+              <w:t xml:space="preserve">подпись)   </w:t>
+            </w:r>
+            <w:proofErr w:type="gramEnd"/>
+            <w:r>
+              <w:rPr>
+                <w:sz w:val="16"/>
+                <w:szCs w:val="16"/>
+              </w:rPr>
+              <w:t xml:space="preserve">         (инициалы, фамилия)</w:t>
             </w:r>
           </w:p>
         </w:tc>
@@ -2922,7 +3345,27 @@
                 <w:szCs w:val="24"/>
                 <w:u w:val="single"/>
               </w:rPr>
-              <w:t>{{student_full_name}}</w:t>
+              <w:t>{{</w:t>
+            </w:r>
+            <w:proofErr w:type="spellStart"/>
+            <w:r>
+              <w:rPr>
+                <w:b/>
+                <w:sz w:val="24"/>
+                <w:szCs w:val="24"/>
+                <w:u w:val="single"/>
+              </w:rPr>
+              <w:t>student_full_name</w:t>
+            </w:r>
+            <w:proofErr w:type="spellEnd"/>
+            <w:r>
+              <w:rPr>
+                <w:b/>
+                <w:sz w:val="24"/>
+                <w:szCs w:val="24"/>
+                <w:u w:val="single"/>
+              </w:rPr>
+              <w:t>}}</w:t>
             </w:r>
           </w:p>
           <w:p>
@@ -3058,32 +3501,59 @@
                 <w:szCs w:val="24"/>
                 <w:u w:val="single"/>
               </w:rPr>
-              <w:t>{{practice_type}}</w:t>
-            </w:r>
-          </w:p>
-          <w:p>
-            <w:pPr>
-              <w:spacing w:line="216" w:lineRule="auto"/>
-              <w:rPr>
-                <w:sz w:val="24"/>
-                <w:szCs w:val="24"/>
-              </w:rPr>
-            </w:pPr>
-          </w:p>
-          <w:p>
-            <w:pPr>
-              <w:spacing w:line="216" w:lineRule="auto"/>
-              <w:rPr>
-                <w:sz w:val="24"/>
-                <w:szCs w:val="24"/>
-              </w:rPr>
-            </w:pPr>
-            <w:r>
-              <w:rPr>
-                <w:sz w:val="24"/>
-                <w:szCs w:val="24"/>
-              </w:rPr>
-              <w:t>Оценка:______________  Дата ___________________</w:t>
+              <w:t>{{</w:t>
+            </w:r>
+            <w:proofErr w:type="spellStart"/>
+            <w:r>
+              <w:rPr>
+                <w:sz w:val="24"/>
+                <w:szCs w:val="24"/>
+                <w:u w:val="single"/>
+              </w:rPr>
+              <w:t>practice_type</w:t>
+            </w:r>
+            <w:proofErr w:type="spellEnd"/>
+            <w:r>
+              <w:rPr>
+                <w:sz w:val="24"/>
+                <w:szCs w:val="24"/>
+                <w:u w:val="single"/>
+              </w:rPr>
+              <w:t>}}</w:t>
+            </w:r>
+          </w:p>
+          <w:p>
+            <w:pPr>
+              <w:spacing w:line="216" w:lineRule="auto"/>
+              <w:rPr>
+                <w:sz w:val="24"/>
+                <w:szCs w:val="24"/>
+              </w:rPr>
+            </w:pPr>
+          </w:p>
+          <w:p>
+            <w:pPr>
+              <w:spacing w:line="216" w:lineRule="auto"/>
+              <w:rPr>
+                <w:sz w:val="24"/>
+                <w:szCs w:val="24"/>
+              </w:rPr>
+            </w:pPr>
+            <w:proofErr w:type="gramStart"/>
+            <w:r>
+              <w:rPr>
+                <w:sz w:val="24"/>
+                <w:szCs w:val="24"/>
+              </w:rPr>
+              <w:t>Оценка:_</w:t>
+            </w:r>
+            <w:proofErr w:type="gramEnd"/>
+            <w:r>
+              <w:rPr>
+                <w:sz w:val="24"/>
+                <w:szCs w:val="24"/>
+              </w:rPr>
+              <w:t>_____________  Дата ___________________</w:t>
             </w:r>
           </w:p>
           <w:p>
@@ -3526,7 +3996,23 @@
                 <w:sz w:val="16"/>
                 <w:szCs w:val="16"/>
               </w:rPr>
-              <w:t xml:space="preserve"> (Подпись)                                         </w:t>
+              <w:t xml:space="preserve"> (</w:t>
+            </w:r>
+            <w:proofErr w:type="gramStart"/>
+            <w:r>
+              <w:rPr>
+                <w:sz w:val="16"/>
+                <w:szCs w:val="16"/>
+              </w:rPr>
+              <w:t xml:space="preserve">Подпись)   </w:t>
+            </w:r>
+            <w:proofErr w:type="gramEnd"/>
+            <w:r>
+              <w:rPr>
+                <w:sz w:val="16"/>
+                <w:szCs w:val="16"/>
+              </w:rPr>
+              <w:t xml:space="preserve">                                      </w:t>
             </w:r>
             <w:r>
               <w:rPr>
@@ -3556,7 +4042,7 @@
     </w:p>
     <w:sectPr>
       <w:pgSz w:w="16838" w:h="11906" w:orient="landscape"/>
-      <w:pgMar w:top="1021" w:right="567" w:bottom="567" w:left="567" w:header="709" w:footer="709" w:gutter="0"/>
+      <w:pgMar w:top="794" w:right="567" w:bottom="567" w:left="567" w:header="709" w:footer="709" w:gutter="0"/>
       <w:cols w:space="708" w:equalWidth="0">
         <w:col w:w="15137" w:space="553"/>
       </w:cols>
